--- a/SVD_Editor_使用说明书.docx
+++ b/SVD_Editor_使用说明书.docx
@@ -42,7 +42,7 @@
           <w:color w:val="777777"/>
           <w:sz w:val="24"/>
         </w:rPr>
-        <w:t>版本 2.0</w:t>
+        <w:t>版本 2.1</w:t>
       </w:r>
     </w:p>
     <w:p>
@@ -54,7 +54,7 @@
           <w:color w:val="777777"/>
           <w:sz w:val="24"/>
         </w:rPr>
-        <w:t>2025 年 4 月</w:t>
+        <w:t>2025 年 5 月</w:t>
       </w:r>
     </w:p>
     <w:p>
@@ -72,7 +72,7 @@
     </w:p>
     <w:p>
       <w:r>
-        <w:t>SVD Editor 是专业的 CMSIS-SVD 文件编辑工具，帮助您可视化编辑 SVD 文件、生成寄存器文档、对比合并版本、验证数据完整性，并可通过 CLI 集成到 CI/CD。</w:t>
+        <w:t>SVD Editor 是专业的 CMSIS-SVD 文件编辑工具，帮助您可视化编辑 SVD 文件、生成寄存器文档、对比合并版本、验证数据完整性，并可通过 CLI 集成到 CI/CD。内置 AI 助手支持自然语言交互，让您用对话方式完成外设管理、寄存器编辑、冲突修复等操作。</w:t>
       </w:r>
     </w:p>
     <w:p>
@@ -2462,10 +2462,460 @@
     </w:p>
     <w:p>
       <w:pPr>
+        <w:pStyle w:val="Normal"/>
+      </w:pPr>
+      <w:r>
+        <w:rPr/>
+        <w:t xml:space="preserve"/>
+      </w:r>
+    </w:p>
+    <w:p>
+      <w:pPr>
+        <w:pStyle w:val="Heading 1"/>
+      </w:pPr>
+      <w:r>
+        <w:rPr/>
+        <w:t xml:space="preserve">10 AI 助手</w:t>
+      </w:r>
+    </w:p>
+    <w:p>
+      <w:pPr>
+        <w:pStyle w:val="Normal"/>
+      </w:pPr>
+      <w:r>
+        <w:rPr/>
+        <w:t xml:space="preserve">SVD Editor 内置 AI 助手，支持通过自然语言对话完成 SVD 数据的查询、编辑、验证等操作。AI 助手可理解中文指令，自动执行对应的外设、寄存器、位域操作。</w:t>
+      </w:r>
+    </w:p>
+    <w:p>
+      <w:pPr>
+        <w:pStyle w:val="Normal"/>
+      </w:pPr>
+      <w:r>
+        <w:rPr/>
+        <w:t xml:space="preserve"/>
+      </w:r>
+    </w:p>
+    <w:p>
+      <w:pPr>
+        <w:pStyle w:val="Normal"/>
+      </w:pPr>
+      <w:r>
+        <w:rPr/>
+        <w:t xml:space="preserve">图 X：AI 助手聊天面板</w:t>
+      </w:r>
+    </w:p>
+    <w:p>
+      <w:pPr>
+        <w:pStyle w:val="Normal"/>
+      </w:pPr>
+      <w:r>
+        <w:rPr/>
+        <w:t xml:space="preserve"/>
+      </w:r>
+    </w:p>
+    <w:p>
+      <w:pPr>
+        <w:pStyle w:val="Heading 2"/>
+      </w:pPr>
+      <w:r>
+        <w:rPr/>
+        <w:t xml:space="preserve">10.1 启用 AI 助手</w:t>
+      </w:r>
+    </w:p>
+    <w:p>
+      <w:pPr>
+        <w:pStyle w:val="Normal"/>
+      </w:pPr>
+      <w:r>
+        <w:rPr/>
+        <w:t xml:space="preserve">1. 安装可选依赖：pip install openai anthropic</w:t>
+      </w:r>
+    </w:p>
+    <w:p>
+      <w:pPr>
+        <w:pStyle w:val="Normal"/>
+      </w:pPr>
+      <w:r>
+        <w:rPr/>
+        <w:t xml:space="preserve">2. 点击工具栏的 AI 助手图标，或通过菜单「工具 -&gt; AI 助手」打开</w:t>
+      </w:r>
+    </w:p>
+    <w:p>
+      <w:pPr>
+        <w:pStyle w:val="Normal"/>
+      </w:pPr>
+      <w:r>
+        <w:rPr/>
+        <w:t xml:space="preserve">3. 在设置对话框中配置 API 密钥和端点</w:t>
+      </w:r>
+    </w:p>
+    <w:p>
+      <w:pPr>
+        <w:pStyle w:val="Normal"/>
+      </w:pPr>
+      <w:r>
+        <w:rPr/>
+        <w:t xml:space="preserve">4. 选择 AI 提供商（OpenAI / Anthropic / 兼容 API）</w:t>
+      </w:r>
+    </w:p>
+    <w:p>
+      <w:pPr>
+        <w:pStyle w:val="Normal"/>
+      </w:pPr>
+      <w:r>
+        <w:rPr/>
+        <w:t xml:space="preserve"/>
+      </w:r>
+    </w:p>
+    <w:p>
+      <w:pPr>
+        <w:pStyle w:val="Heading 2"/>
+      </w:pPr>
+      <w:r>
+        <w:rPr/>
+        <w:t xml:space="preserve">10.2 核心能力</w:t>
+      </w:r>
+    </w:p>
+    <w:p>
+      <w:pPr>
+        <w:pStyle w:val="Normal"/>
+      </w:pPr>
+      <w:r>
+        <w:rPr/>
+        <w:t xml:space="preserve">查询与搜索：询问当前 SVD 文件的内容，如「显示所有外设」「查找偏移为 0x10 的寄存器」。</w:t>
+      </w:r>
+    </w:p>
+    <w:p>
+      <w:pPr>
+        <w:pStyle w:val="Normal"/>
+      </w:pPr>
+      <w:r>
+        <w:rPr/>
+        <w:t xml:space="preserve">增删改查：通过对话执行外设、寄存器、位域的添加、修改、删除操作，如「添加一个名为 TIMER0 的外设」「删除 MODER 寄存器」。</w:t>
+      </w:r>
+    </w:p>
+    <w:p>
+      <w:pPr>
+        <w:pStyle w:val="Normal"/>
+      </w:pPr>
+      <w:r>
+        <w:rPr/>
+        <w:t xml:space="preserve">验证检查：请求 AI 验证数据完整性或检测冲突，如「验证这个 SVD 文件」「检查地址冲突」。</w:t>
+      </w:r>
+    </w:p>
+    <w:p>
+      <w:pPr>
+        <w:pStyle w:val="Normal"/>
+      </w:pPr>
+      <w:r>
+        <w:rPr/>
+        <w:t xml:space="preserve">批量操作：支持多步骤批量任务，如「重命名所有 GPIO 外设」「修复所有地址冲突」。</w:t>
+      </w:r>
+    </w:p>
+    <w:p>
+      <w:pPr>
+        <w:pStyle w:val="Normal"/>
+      </w:pPr>
+      <w:r>
+        <w:rPr/>
+        <w:t xml:space="preserve">多文档操作：在多个打开的文件间切换和比较，如「切换到 STM32F4.svd」「与另一个文件进行差异比较」。</w:t>
+      </w:r>
+    </w:p>
+    <w:p>
+      <w:pPr>
+        <w:pStyle w:val="Normal"/>
+      </w:pPr>
+      <w:r>
+        <w:rPr/>
+        <w:t xml:space="preserve">导航跳转：快速定位到指定节点，如「跳转到 UART1」「显示 GPIOA 的 MODER 寄存器」。</w:t>
+      </w:r>
+    </w:p>
+    <w:p>
+      <w:pPr>
+        <w:pStyle w:val="Normal"/>
+      </w:pPr>
+      <w:r>
+        <w:rPr/>
+        <w:t xml:space="preserve"/>
+      </w:r>
+    </w:p>
+    <w:p>
+      <w:pPr>
+        <w:pStyle w:val="Heading 2"/>
+      </w:pPr>
+      <w:r>
+        <w:rPr/>
+        <w:t xml:space="preserve">10.3 支持的 AI 提供商</w:t>
+      </w:r>
+    </w:p>
+    <w:p>
+      <w:pPr>
+        <w:pStyle w:val="Normal"/>
+      </w:pPr>
+      <w:r>
+        <w:rPr/>
+        <w:t xml:space="preserve">- OpenAI：GPT-4o、GPT-4o-mini 等</w:t>
+      </w:r>
+    </w:p>
+    <w:p>
+      <w:pPr>
+        <w:pStyle w:val="Normal"/>
+      </w:pPr>
+      <w:r>
+        <w:rPr/>
+        <w:t xml:space="preserve">- Anthropic：Claude 3.5 Sonnet、Claude 3 Haiku 等</w:t>
+      </w:r>
+    </w:p>
+    <w:p>
+      <w:pPr>
+        <w:pStyle w:val="Normal"/>
+      </w:pPr>
+      <w:r>
+        <w:rPr/>
+        <w:t xml:space="preserve">- 兼容 API：Ollama、vLLM 等任何 OpenAI 兼容接口</w:t>
+      </w:r>
+    </w:p>
+    <w:p>
+      <w:pPr>
+        <w:pStyle w:val="Normal"/>
+      </w:pPr>
+      <w:r>
+        <w:rPr/>
+        <w:t xml:space="preserve"/>
+      </w:r>
+    </w:p>
+    <w:p>
+      <w:pPr>
+        <w:pStyle w:val="Heading 2"/>
+      </w:pPr>
+      <w:r>
+        <w:rPr/>
+        <w:t xml:space="preserve">10.4 配置说明</w:t>
+      </w:r>
+    </w:p>
+    <w:p>
+      <w:pPr>
+        <w:pStyle w:val="Normal"/>
+      </w:pPr>
+      <w:r>
+        <w:rPr/>
+        <w:t xml:space="preserve">API 密钥：在设置对话框中输入，或通过环境变量 OPENAI_API_KEY / ANTHROPIC_API_KEY 设置。</w:t>
+      </w:r>
+    </w:p>
+    <w:p>
+      <w:pPr>
+        <w:pStyle w:val="Normal"/>
+      </w:pPr>
+      <w:r>
+        <w:rPr/>
+        <w:t xml:space="preserve">API 端点：默认使用官方 API 地址，可修改为自建服务地址（如 Ollama 本地服务）。</w:t>
+      </w:r>
+    </w:p>
+    <w:p>
+      <w:pPr>
+        <w:pStyle w:val="Normal"/>
+      </w:pPr>
+      <w:r>
+        <w:rPr/>
+        <w:t xml:space="preserve">模型选择：根据需求选择不同模型，推荐 GPT-4o 或 Claude 3.5 Sonnet 以获得最佳效果。</w:t>
+      </w:r>
+    </w:p>
+    <w:p>
+      <w:pPr>
+        <w:pStyle w:val="Normal"/>
+      </w:pPr>
+      <w:r>
+        <w:rPr/>
+        <w:t xml:space="preserve">流式响应：支持实时显示 AI 回复内容，默认开启。</w:t>
+      </w:r>
+    </w:p>
+    <w:p>
+      <w:pPr>
+        <w:pStyle w:val="Normal"/>
+      </w:pPr>
+      <w:r>
+        <w:rPr/>
+        <w:t xml:space="preserve">对话历史：自动保存对话记录，支持上下文连续对话。</w:t>
+      </w:r>
+    </w:p>
+    <w:p>
+      <w:pPr>
+        <w:pStyle w:val="Normal"/>
+      </w:pPr>
+      <w:r>
+        <w:rPr/>
+        <w:t xml:space="preserve"/>
+      </w:r>
+    </w:p>
+    <w:p>
+      <w:pPr>
+        <w:pStyle w:val="Heading 2"/>
+      </w:pPr>
+      <w:r>
+        <w:rPr/>
+        <w:t xml:space="preserve">10.5 使用示例</w:t>
+      </w:r>
+    </w:p>
+    <w:p>
+      <w:pPr>
+        <w:pStyle w:val="Normal"/>
+      </w:pPr>
+      <w:r>
+        <w:rPr/>
+        <w:t xml:space="preserve">示例 1：查询操作</w:t>
+      </w:r>
+    </w:p>
+    <w:p>
+      <w:pPr>
+        <w:pStyle w:val="Normal"/>
+      </w:pPr>
+      <w:r>
+        <w:rPr/>
+        <w:t xml:space="preserve">用户：显示当前 SVD 文件的所有外设</w:t>
+      </w:r>
+    </w:p>
+    <w:p>
+      <w:pPr>
+        <w:pStyle w:val="Normal"/>
+      </w:pPr>
+      <w:r>
+        <w:rPr/>
+        <w:t xml:space="preserve">AI：返回外设列表和统计信息</w:t>
+      </w:r>
+    </w:p>
+    <w:p>
+      <w:pPr>
+        <w:pStyle w:val="Normal"/>
+      </w:pPr>
+      <w:r>
+        <w:rPr/>
+        <w:t xml:space="preserve"/>
+      </w:r>
+    </w:p>
+    <w:p>
+      <w:pPr>
+        <w:pStyle w:val="Normal"/>
+      </w:pPr>
+      <w:r>
+        <w:rPr/>
+        <w:t xml:space="preserve">示例 2：添加外设</w:t>
+      </w:r>
+    </w:p>
+    <w:p>
+      <w:pPr>
+        <w:pStyle w:val="Normal"/>
+      </w:pPr>
+      <w:r>
+        <w:rPr/>
+        <w:t xml:space="preserve">用户：添加一个名为 TIMER0 的外设，基地址 0x40000000</w:t>
+      </w:r>
+    </w:p>
+    <w:p>
+      <w:pPr>
+        <w:pStyle w:val="Normal"/>
+      </w:pPr>
+      <w:r>
+        <w:rPr/>
+        <w:t xml:space="preserve">AI：执行添加操作并确认</w:t>
+      </w:r>
+    </w:p>
+    <w:p>
+      <w:pPr>
+        <w:pStyle w:val="Normal"/>
+      </w:pPr>
+      <w:r>
+        <w:rPr/>
+        <w:t xml:space="preserve"/>
+      </w:r>
+    </w:p>
+    <w:p>
+      <w:pPr>
+        <w:pStyle w:val="Normal"/>
+      </w:pPr>
+      <w:r>
+        <w:rPr/>
+        <w:t xml:space="preserve">示例 3：批量修复</w:t>
+      </w:r>
+    </w:p>
+    <w:p>
+      <w:pPr>
+        <w:pStyle w:val="Normal"/>
+      </w:pPr>
+      <w:r>
+        <w:rPr/>
+        <w:t xml:space="preserve">用户：检查并修复所有地址冲突</w:t>
+      </w:r>
+    </w:p>
+    <w:p>
+      <w:pPr>
+        <w:pStyle w:val="Normal"/>
+      </w:pPr>
+      <w:r>
+        <w:rPr/>
+        <w:t xml:space="preserve">AI：先检测冲突，然后逐个修复，最后汇报结果</w:t>
+      </w:r>
+    </w:p>
+    <w:p>
+      <w:pPr>
+        <w:pStyle w:val="Normal"/>
+      </w:pPr>
+      <w:r>
+        <w:rPr/>
+        <w:t xml:space="preserve"/>
+      </w:r>
+    </w:p>
+    <w:p>
+      <w:pPr>
+        <w:pStyle w:val="Heading 2"/>
+      </w:pPr>
+      <w:r>
+        <w:rPr/>
+        <w:t xml:space="preserve">10.6 注意事项</w:t>
+      </w:r>
+    </w:p>
+    <w:p>
+      <w:pPr>
+        <w:pStyle w:val="Normal"/>
+      </w:pPr>
+      <w:r>
+        <w:rPr/>
+        <w:t xml:space="preserve">- AI 助手的所有修改操作均支持撤销（Ctrl+Z）</w:t>
+      </w:r>
+    </w:p>
+    <w:p>
+      <w:pPr>
+        <w:pStyle w:val="Normal"/>
+      </w:pPr>
+      <w:r>
+        <w:rPr/>
+        <w:t xml:space="preserve">- 修改操作会自动记录到操作历史中</w:t>
+      </w:r>
+    </w:p>
+    <w:p>
+      <w:pPr>
+        <w:pStyle w:val="Normal"/>
+      </w:pPr>
+      <w:r>
+        <w:rPr/>
+        <w:t xml:space="preserve">- 建议在执行批量操作前先保存文件</w:t>
+      </w:r>
+    </w:p>
+    <w:p>
+      <w:pPr>
+        <w:pStyle w:val="Normal"/>
+      </w:pPr>
+      <w:r>
+        <w:rPr/>
+        <w:t xml:space="preserve">- AI 助手依赖网络连接，请确保 API 可访问</w:t>
+      </w:r>
+    </w:p>
+    <w:p>
+      <w:pPr>
         <w:pStyle w:val="Heading1"/>
       </w:pPr>
       <w:r>
-        <w:t>10 CLI 命令详解</w:t>
+        <w:t>11 CLI 命令详解</w:t>
       </w:r>
     </w:p>
     <w:p>
@@ -2723,7 +3173,7 @@
         <w:pStyle w:val="Heading1"/>
       </w:pPr>
       <w:r>
-        <w:t>11 视图设置</w:t>
+        <w:t>12 视图设置</w:t>
       </w:r>
     </w:p>
     <w:tbl>
@@ -3126,7 +3576,7 @@
         <w:pStyle w:val="Heading1"/>
       </w:pPr>
       <w:r>
-        <w:t>12 键盘快捷键</w:t>
+        <w:t>13 键盘快捷键</w:t>
       </w:r>
     </w:p>
     <w:tbl>
@@ -3631,7 +4081,7 @@
         <w:pStyle w:val="Heading1"/>
       </w:pPr>
       <w:r>
-        <w:t>13 常见问题</w:t>
+        <w:t>14 常见问题</w:t>
       </w:r>
     </w:p>
     <w:p>
